--- a/docs/vi/3_Tai_Lieu_Mo_Hinh_AI.docx
+++ b/docs/vi/3_Tai_Lieu_Mo_Hinh_AI.docx
@@ -632,7 +632,378 @@
         <w:pStyle w:val="Heading2"/>
       </w:pPr>
       <w:r>
-        <w:t>4. Cơ sở toán học của kỹ thuật giải thích SHAP</w:t>
+        <w:t>4. So sánh Đa mô hình &amp; Đánh đổi giữa Hiệu năng vs. Khả năng giải thích (Accuracy vs. Explainability Trade-off)</w:t>
+      </w:r>
+    </w:p>
+    <w:p>
+      <w:r>
+        <w:t xml:space="preserve">Để nâng cao tính thuyết phục khoa học, chúng tôi tiến hành huấn luyện thử nghiệm và so sánh </w:t>
+      </w:r>
+      <w:r>
+        <w:rPr>
+          <w:b/>
+        </w:rPr>
+        <w:t>4 mô hình máy học</w:t>
+      </w:r>
+      <w:r>
+        <w:t xml:space="preserve"> phổ biến trên cùng tập dữ liệu:</w:t>
+      </w:r>
+    </w:p>
+    <w:p>
+      <w:pPr>
+        <w:pStyle w:val="ListNumber"/>
+      </w:pPr>
+      <w:r/>
+      <w:r>
+        <w:rPr>
+          <w:b/>
+        </w:rPr>
+        <w:t>Logistic Regression</w:t>
+      </w:r>
+      <w:r>
+        <w:t>: Mô hình tuyến tính đơn giản, dễ giải thích nhất nhưng khó học được mối quan hệ phi tuyến phức tạp.</w:t>
+      </w:r>
+    </w:p>
+    <w:p>
+      <w:pPr>
+        <w:pStyle w:val="ListNumber"/>
+      </w:pPr>
+      <w:r/>
+      <w:r>
+        <w:rPr>
+          <w:b/>
+        </w:rPr>
+        <w:t>Decision Tree (Cây quyết định đơn lẻ)</w:t>
+      </w:r>
+      <w:r>
+        <w:t>: Có tính giải thích cao dưới dạng các luật trực quan, nhưng dễ bị quá khớp (overfit) và hiệu năng trung bình.</w:t>
+      </w:r>
+    </w:p>
+    <w:p>
+      <w:pPr>
+        <w:pStyle w:val="ListNumber"/>
+      </w:pPr>
+      <w:r/>
+      <w:r>
+        <w:rPr>
+          <w:b/>
+        </w:rPr>
+        <w:t>Random Forest (Rừng ngẫu nhiên)</w:t>
+      </w:r>
+      <w:r>
+        <w:t>: Mô hình ensemble (kết hợp) ổn định, cân bằng xuất sắc giữa độ chính xác và khả năng giải thích.</w:t>
+      </w:r>
+    </w:p>
+    <w:p>
+      <w:pPr>
+        <w:pStyle w:val="ListNumber"/>
+      </w:pPr>
+      <w:r/>
+      <w:r>
+        <w:rPr>
+          <w:b/>
+        </w:rPr>
+        <w:t>XGBoost (Boosting độ dốc)</w:t>
+      </w:r>
+      <w:r>
+        <w:t>: Mô hình phức tạp nhất, tối ưu hóa bằng cách kết hợp liên tiếp các cây yếu để tăng hiệu năng tối đa.</w:t>
+      </w:r>
+    </w:p>
+    <w:p>
+      <w:pPr>
+        <w:pStyle w:val="Heading3"/>
+      </w:pPr>
+      <w:r>
+        <w:t>4.1. Bảng so sánh hiệu năng trên tập kiểm thử (Test Set)</w:t>
+      </w:r>
+    </w:p>
+    <w:p>
+      <w:r>
+        <w:t>| Mô hình | Độ chính xác (Accuracy) | Độ chuẩn xác (Precision) | Độ nhạy (Recall) | F1-Score |</w:t>
+      </w:r>
+    </w:p>
+    <w:p>
+      <w:r>
+        <w:t>| :--- | :---: | :---: | :---: | :---: |</w:t>
+      </w:r>
+    </w:p>
+    <w:p>
+      <w:r>
+        <w:t xml:space="preserve">| </w:t>
+      </w:r>
+      <w:r>
+        <w:rPr>
+          <w:b/>
+        </w:rPr>
+        <w:t>Logistic Regression</w:t>
+      </w:r>
+      <w:r>
+        <w:t xml:space="preserve"> | 87.55% | 79.59% | 64.44% | 71.21% |</w:t>
+      </w:r>
+    </w:p>
+    <w:p>
+      <w:r>
+        <w:t xml:space="preserve">| </w:t>
+      </w:r>
+      <w:r>
+        <w:rPr>
+          <w:b/>
+        </w:rPr>
+        <w:t>Decision Tree</w:t>
+      </w:r>
+      <w:r>
+        <w:t xml:space="preserve"> | 86.95% | 74.89% | 68.31% | 71.44% |</w:t>
+      </w:r>
+    </w:p>
+    <w:p>
+      <w:r>
+        <w:t xml:space="preserve">| </w:t>
+      </w:r>
+      <w:r>
+        <w:rPr>
+          <w:b/>
+        </w:rPr>
+        <w:t>Random Forest</w:t>
+      </w:r>
+      <w:r>
+        <w:t xml:space="preserve"> | </w:t>
+      </w:r>
+      <w:r>
+        <w:rPr>
+          <w:b/>
+        </w:rPr>
+        <w:t>88.08%</w:t>
+      </w:r>
+      <w:r>
+        <w:t xml:space="preserve"> | </w:t>
+      </w:r>
+      <w:r>
+        <w:rPr>
+          <w:b/>
+        </w:rPr>
+        <w:t>80.35%</w:t>
+      </w:r>
+      <w:r>
+        <w:t xml:space="preserve"> | 66.32% | </w:t>
+      </w:r>
+      <w:r>
+        <w:rPr>
+          <w:b/>
+        </w:rPr>
+        <w:t>72.66%</w:t>
+      </w:r>
+      <w:r>
+        <w:t xml:space="preserve"> |</w:t>
+      </w:r>
+    </w:p>
+    <w:p>
+      <w:r>
+        <w:t xml:space="preserve">| </w:t>
+      </w:r>
+      <w:r>
+        <w:rPr>
+          <w:b/>
+        </w:rPr>
+        <w:t>XGBoost</w:t>
+      </w:r>
+      <w:r>
+        <w:t xml:space="preserve"> | 87.43% | 76.62% | </w:t>
+      </w:r>
+      <w:r>
+        <w:rPr>
+          <w:b/>
+        </w:rPr>
+        <w:t>68.20%</w:t>
+      </w:r>
+      <w:r>
+        <w:t xml:space="preserve"> | 72.16% |</w:t>
+      </w:r>
+    </w:p>
+    <w:p>
+      <w:r>
+        <w:drawing>
+          <wp:inline xmlns:a="http://schemas.openxmlformats.org/drawingml/2006/main" xmlns:pic="http://schemas.openxmlformats.org/drawingml/2006/picture">
+            <wp:extent cx="5303520" cy="2946400"/>
+            <wp:docPr id="4" name="Picture 4"/>
+            <wp:cNvGraphicFramePr>
+              <a:graphicFrameLocks noChangeAspect="1"/>
+            </wp:cNvGraphicFramePr>
+            <a:graphic>
+              <a:graphicData uri="http://schemas.openxmlformats.org/drawingml/2006/picture">
+                <pic:pic>
+                  <pic:nvPicPr>
+                    <pic:cNvPr id="0" name="model_comparison.png"/>
+                    <pic:cNvPicPr/>
+                  </pic:nvPicPr>
+                  <pic:blipFill>
+                    <a:blip r:embed="rId12"/>
+                    <a:stretch>
+                      <a:fillRect/>
+                    </a:stretch>
+                  </pic:blipFill>
+                  <pic:spPr>
+                    <a:xfrm>
+                      <a:off x="0" y="0"/>
+                      <a:ext cx="5303520" cy="2946400"/>
+                    </a:xfrm>
+                    <a:prstGeom prst="rect"/>
+                  </pic:spPr>
+                </pic:pic>
+              </a:graphicData>
+            </a:graphic>
+          </wp:inline>
+        </w:drawing>
+      </w:r>
+    </w:p>
+    <w:p>
+      <w:pPr>
+        <w:jc w:val="center"/>
+      </w:pPr>
+      <w:r>
+        <w:rPr>
+          <w:i/>
+          <w:color w:val="646464"/>
+          <w:sz w:val="19"/>
+        </w:rPr>
+        <w:t>Hình: So sánh Mô hình</w:t>
+      </w:r>
+    </w:p>
+    <w:p>
+      <w:r>
+        <w:t>*Nhận xét*: Random Forest đạt hiệu năng tổng thể (Accuracy &amp; F1-Score) tốt nhất trên tập dữ liệu này. Logistic Regression mặc dù đơn giản nhưng vẫn đạt độ chính xác khá tốt (87.55%).</w:t>
+      </w:r>
+    </w:p>
+    <w:p>
+      <w:pPr>
+        <w:pStyle w:val="Heading3"/>
+      </w:pPr>
+      <w:r>
+        <w:t>4.2. So sánh SHAP: Mô hình đơn giản vs. Mô hình phức tạp</w:t>
+      </w:r>
+    </w:p>
+    <w:p>
+      <w:r>
+        <w:t xml:space="preserve">Sự đánh đổi giữa </w:t>
+      </w:r>
+      <w:r>
+        <w:rPr>
+          <w:b/>
+        </w:rPr>
+        <w:t>Độ chính xác (Accuracy)</w:t>
+      </w:r>
+      <w:r>
+        <w:t xml:space="preserve"> và </w:t>
+      </w:r>
+      <w:r>
+        <w:rPr>
+          <w:b/>
+        </w:rPr>
+        <w:t>Khả năng giải thích (Explainability)</w:t>
+      </w:r>
+      <w:r>
+        <w:t xml:space="preserve"> thể hiện rõ qua biểu đồ SHAP.</w:t>
+      </w:r>
+    </w:p>
+    <w:p>
+      <w:pPr>
+        <w:pStyle w:val="ListBullet"/>
+      </w:pPr>
+      <w:r>
+        <w:t xml:space="preserve">  </w:t>
+      </w:r>
+      <w:r>
+        <w:rPr>
+          <w:b/>
+        </w:rPr>
+        <w:t>Mô hình đơn giản (Decision Tree)</w:t>
+      </w:r>
+      <w:r>
+        <w:t>: Chỉ tập trung vào một vài thuộc tính phân chia quan trọng nhất ở các nút gốc (như Lịch sử nợ xấu và Tỷ lệ DTI). Các trọng số đóng góp SHAP phân cực mạnh và thiếu đi các đóng góp vi mô của các thuộc tính phụ trợ khác.</w:t>
+      </w:r>
+    </w:p>
+    <w:p>
+      <w:pPr>
+        <w:pStyle w:val="ListBullet"/>
+      </w:pPr>
+      <w:r>
+        <w:t xml:space="preserve">  </w:t>
+      </w:r>
+      <w:r>
+        <w:rPr>
+          <w:b/>
+        </w:rPr>
+        <w:t>Mô hình phức tạp (XGBoost / Random Forest)</w:t>
+      </w:r>
+      <w:r>
+        <w:t>: Nhờ cơ chế ensemble kết hợp hàng trăm cây quyết định khác nhau, SHAP phân bổ trọng số mượt mà hơn trên toàn bộ 8 thuộc tính tài chính, phản ánh chính xác tác động tương hỗ phức tạp trong đời thực.</w:t>
+      </w:r>
+    </w:p>
+    <w:p>
+      <w:r>
+        <w:drawing>
+          <wp:inline xmlns:a="http://schemas.openxmlformats.org/drawingml/2006/main" xmlns:pic="http://schemas.openxmlformats.org/drawingml/2006/picture">
+            <wp:extent cx="5303520" cy="2713778"/>
+            <wp:docPr id="5" name="Picture 5"/>
+            <wp:cNvGraphicFramePr>
+              <a:graphicFrameLocks noChangeAspect="1"/>
+            </wp:cNvGraphicFramePr>
+            <a:graphic>
+              <a:graphicData uri="http://schemas.openxmlformats.org/drawingml/2006/picture">
+                <pic:pic>
+                  <pic:nvPicPr>
+                    <pic:cNvPr id="0" name="shap_comparison.png"/>
+                    <pic:cNvPicPr/>
+                  </pic:nvPicPr>
+                  <pic:blipFill>
+                    <a:blip r:embed="rId13"/>
+                    <a:stretch>
+                      <a:fillRect/>
+                    </a:stretch>
+                  </pic:blipFill>
+                  <pic:spPr>
+                    <a:xfrm>
+                      <a:off x="0" y="0"/>
+                      <a:ext cx="5303520" cy="2713778"/>
+                    </a:xfrm>
+                    <a:prstGeom prst="rect"/>
+                  </pic:spPr>
+                </pic:pic>
+              </a:graphicData>
+            </a:graphic>
+          </wp:inline>
+        </w:drawing>
+      </w:r>
+    </w:p>
+    <w:p>
+      <w:pPr>
+        <w:jc w:val="center"/>
+      </w:pPr>
+      <w:r>
+        <w:rPr>
+          <w:i/>
+          <w:color w:val="646464"/>
+          <w:sz w:val="19"/>
+        </w:rPr>
+        <w:t>Hình: So sánh SHAP</w:t>
+      </w:r>
+    </w:p>
+    <w:p>
+      <w:pPr>
+        <w:jc w:val="center"/>
+      </w:pPr>
+      <w:r>
+        <w:rPr>
+          <w:color w:val="B4B4B4"/>
+        </w:rPr>
+        <w:t>__________________________________________________</w:t>
+      </w:r>
+    </w:p>
+    <w:p>
+      <w:pPr>
+        <w:pStyle w:val="Heading2"/>
+      </w:pPr>
+      <w:r>
+        <w:t>5. Cơ sở toán học của kỹ thuật giải thích SHAP</w:t>
       </w:r>
     </w:p>
     <w:p>
@@ -654,7 +1025,7 @@
         <w:pStyle w:val="Heading3"/>
       </w:pPr>
       <w:r>
-        <w:t>4.1. Giá trị Shapley (Shapley Values)</w:t>
+        <w:t>5.1. Giá trị Shapley (Shapley Values)</w:t>
       </w:r>
     </w:p>
     <w:p>
@@ -713,7 +1084,7 @@
         <w:pStyle w:val="Heading3"/>
       </w:pPr>
       <w:r>
-        <w:t>4.2. Tính chất cộng nhất quán toán học (Additive Feature Attribution)</w:t>
+        <w:t>5.2. Tính chất cộng nhất quán toán học (Additive Feature Attribution)</w:t>
       </w:r>
     </w:p>
     <w:p>

--- a/docs/vi/3_Tai_Lieu_Mo_Hinh_AI.docx
+++ b/docs/vi/3_Tai_Lieu_Mo_Hinh_AI.docx
@@ -1125,6 +1125,68 @@
         <w:t>Quy tắc cộng nhất quán này giúp cho giao diện giải thích đạt được tính minh bạch và nhất quán toán học tuyệt đối, loại bỏ hoàn toàn các lỗi mâu thuẫn số liệu hiển thị trên giao diện người dùng.</w:t>
       </w:r>
     </w:p>
+    <w:p>
+      <w:pPr>
+        <w:jc w:val="center"/>
+      </w:pPr>
+      <w:r>
+        <w:rPr>
+          <w:color w:val="B4B4B4"/>
+        </w:rPr>
+        <w:t>__________________________________________________</w:t>
+      </w:r>
+    </w:p>
+    <w:p>
+      <w:pPr>
+        <w:pStyle w:val="Heading3"/>
+      </w:pPr>
+      <w:r>
+        <w:t>Ghi nhận Đóng góp &amp; Tuyên bố về Vai trò của AI (AI Attribution Statement)</w:t>
+      </w:r>
+    </w:p>
+    <w:p>
+      <w:pPr>
+        <w:pStyle w:val="ListBullet"/>
+      </w:pPr>
+      <w:r>
+        <w:t xml:space="preserve">  </w:t>
+      </w:r>
+      <w:r>
+        <w:rPr>
+          <w:b/>
+        </w:rPr>
+        <w:t>Hỗ trợ kỹ thuật &amp; Biên soạn</w:t>
+      </w:r>
+      <w:r>
+        <w:t xml:space="preserve">: Tài liệu này được biên soạn, thiết kế bảng phân tích thống kê và cấu trúc hóa ngôn ngữ với sự trợ giúp của trợ lý lập trình trí tuệ nhân tạo </w:t>
+      </w:r>
+      <w:r>
+        <w:rPr>
+          <w:b/>
+        </w:rPr>
+        <w:t>Antigravity (Google DeepMind)</w:t>
+      </w:r>
+      <w:r>
+        <w:t>.</w:t>
+      </w:r>
+    </w:p>
+    <w:p>
+      <w:pPr>
+        <w:pStyle w:val="ListBullet"/>
+      </w:pPr>
+      <w:r>
+        <w:t xml:space="preserve">  </w:t>
+      </w:r>
+      <w:r>
+        <w:rPr>
+          <w:b/>
+        </w:rPr>
+        <w:t>Trách nhiệm khoa học &amp; Ý tưởng chủ đạo</w:t>
+      </w:r>
+      <w:r>
+        <w:t>: Toàn bộ thiết kế thực nghiệm, định hướng nghiên cứu, thu thập dữ liệu thực tế, các phát hiện định tính về giao diện (bao gồm các quan sát về sự mơ hồ trong tương tác giao diện) và việc chịu trách nhiệm khoa học/bảo vệ kết quả nghiên cứu hoàn toàn thuộc về tác giả khóa luận (con người).</w:t>
+      </w:r>
+    </w:p>
     <w:sectPr>
       <w:pgSz w:w="12240" w:h="15840"/>
       <w:pgMar w:top="1440" w:right="1440" w:bottom="1440" w:left="1440" w:header="720" w:footer="720" w:gutter="0"/>
